--- a/Interview/Kịch_Bản_Phỏng_Vấn.docx
+++ b/Interview/Kịch_Bản_Phỏng_Vấn.docx
@@ -1012,8 +1012,6 @@
         <w:keepNext/>
         <w:spacing w:before="240"/>
         <w:rPr>
-          <w:b/>
-          <w:bCs/>
           <w:color w:val="auto"/>
         </w:rPr>
       </w:pPr>
@@ -1023,8 +1021,6 @@
         <w:keepNext/>
         <w:spacing w:before="240"/>
         <w:rPr>
-          <w:b/>
-          <w:bCs/>
           <w:color w:val="auto"/>
         </w:rPr>
       </w:pPr>
@@ -1034,41 +1030,23 @@
           <w:bCs/>
           <w:color w:val="auto"/>
         </w:rPr>
-        <w:t xml:space="preserve">Q18: </w:t>
+        <w:t>Q1</w:t>
       </w:r>
-      <w:r>
-        <w:rPr>
-          <w:color w:val="auto"/>
-        </w:rPr>
-        <w:t>Chị có mong muốn hệ thống lưu trữ thông tin và lịch sử mua hàng của khách hàng không?. Từ việc lưu trữ thông tin trên thì Chị có muốn tạo voucher, hay các chương trình tích điểm cho khách hàng thân thiết, thường xuyên mua hay không?</w:t>
-      </w:r>
-    </w:p>
-    <w:p>
-      <w:pPr>
-        <w:keepNext/>
-        <w:spacing w:before="240"/>
-        <w:rPr>
-          <w:b/>
-          <w:bCs/>
-          <w:color w:val="auto"/>
-        </w:rPr>
-      </w:pPr>
-    </w:p>
-    <w:p>
-      <w:pPr>
-        <w:keepNext/>
-        <w:spacing w:before="240"/>
-        <w:rPr>
-          <w:color w:val="auto"/>
-        </w:rPr>
-      </w:pPr>
       <w:r>
         <w:rPr>
           <w:b/>
           <w:bCs/>
           <w:color w:val="auto"/>
         </w:rPr>
-        <w:t xml:space="preserve">Q19: </w:t>
+        <w:t>8</w:t>
+      </w:r>
+      <w:r>
+        <w:rPr>
+          <w:b/>
+          <w:bCs/>
+          <w:color w:val="auto"/>
+        </w:rPr>
+        <w:t xml:space="preserve">: </w:t>
       </w:r>
       <w:r>
         <w:rPr>
@@ -1121,7 +1099,21 @@
           <w:b/>
           <w:color w:val="auto"/>
         </w:rPr>
-        <w:t xml:space="preserve">Q20: </w:t>
+        <w:t>Q</w:t>
+      </w:r>
+      <w:r>
+        <w:rPr>
+          <w:b/>
+          <w:color w:val="auto"/>
+        </w:rPr>
+        <w:t>19</w:t>
+      </w:r>
+      <w:r>
+        <w:rPr>
+          <w:b/>
+          <w:color w:val="auto"/>
+        </w:rPr>
+        <w:t xml:space="preserve">: </w:t>
       </w:r>
       <w:r>
         <w:rPr>
@@ -1155,7 +1147,23 @@
           <w:bCs/>
           <w:color w:val="auto"/>
         </w:rPr>
-        <w:t>Q21:</w:t>
+        <w:t>Q2</w:t>
+      </w:r>
+      <w:r>
+        <w:rPr>
+          <w:b/>
+          <w:bCs/>
+          <w:color w:val="auto"/>
+        </w:rPr>
+        <w:t>0</w:t>
+      </w:r>
+      <w:r>
+        <w:rPr>
+          <w:b/>
+          <w:bCs/>
+          <w:color w:val="auto"/>
+        </w:rPr>
+        <w:t>:</w:t>
       </w:r>
       <w:r>
         <w:rPr>
@@ -1196,7 +1204,23 @@
           <w:bCs/>
           <w:color w:val="auto"/>
         </w:rPr>
-        <w:t xml:space="preserve">Q22: </w:t>
+        <w:t>Q2</w:t>
+      </w:r>
+      <w:r>
+        <w:rPr>
+          <w:b/>
+          <w:bCs/>
+          <w:color w:val="auto"/>
+        </w:rPr>
+        <w:t>1</w:t>
+      </w:r>
+      <w:r>
+        <w:rPr>
+          <w:b/>
+          <w:bCs/>
+          <w:color w:val="auto"/>
+        </w:rPr>
+        <w:t xml:space="preserve">: </w:t>
       </w:r>
       <w:r>
         <w:rPr>
